--- a/docs/InstallScout-quickstart.docx
+++ b/docs/InstallScout-quickstart.docx
@@ -36,7 +36,7 @@
           <w:color w:val="1A1A1A"/>
           <w:sz w:val="22"/>
         </w:rPr>
-        <w:t>1.8.45</w:t>
+        <w:t>1.8.46</w:t>
       </w:r>
       <w:r>
         <w:rPr>
@@ -549,7 +549,7 @@
           <w:color w:val="1A1A1A"/>
           <w:sz w:val="22"/>
         </w:rPr>
-        <w:t>Send til Intune</w:t>
+        <w:t>Upload til Intune</w:t>
       </w:r>
       <w:r>
         <w:rPr>
@@ -571,7 +571,7 @@
           <w:rFonts w:ascii="Calibri" w:hAnsi="Calibri"/>
           <w:color w:val="1D4E89"/>
         </w:rPr>
-        <w:t>4. Send</w:t>
+        <w:t>4. Upload</w:t>
       </w:r>
     </w:p>
     <w:p>
@@ -596,7 +596,7 @@
           <w:color w:val="1A1A1A"/>
           <w:sz w:val="22"/>
         </w:rPr>
-        <w:t>Send til Intune…</w:t>
+        <w:t>Upload til Intune…</w:t>
       </w:r>
       <w:r>
         <w:rPr>
@@ -812,7 +812,7 @@
           <w:color w:val="1A1A1A"/>
           <w:sz w:val="22"/>
         </w:rPr>
-        <w:t>Send</w:t>
+        <w:t>Upload</w:t>
       </w:r>
       <w:r>
         <w:rPr>
@@ -1114,7 +1114,7 @@
         <w:color w:val="5B6B7C"/>
         <w:sz w:val="16"/>
       </w:rPr>
-      <w:t>InstallScout 1.8.45  ·  quick start</w:t>
+      <w:t>InstallScout 1.8.46  ·  quick start</w:t>
     </w:r>
   </w:p>
 </w:ftr>

--- a/docs/InstallScout-quickstart.docx
+++ b/docs/InstallScout-quickstart.docx
@@ -36,7 +36,7 @@
           <w:color w:val="1A1A1A"/>
           <w:sz w:val="22"/>
         </w:rPr>
-        <w:t>1.8.46</w:t>
+        <w:t>1.8.47</w:t>
       </w:r>
       <w:r>
         <w:rPr>
@@ -1114,7 +1114,7 @@
         <w:color w:val="5B6B7C"/>
         <w:sz w:val="16"/>
       </w:rPr>
-      <w:t>InstallScout 1.8.46  ·  quick start</w:t>
+      <w:t>InstallScout 1.8.47  ·  quick start</w:t>
     </w:r>
   </w:p>
 </w:ftr>

--- a/docs/InstallScout-quickstart.docx
+++ b/docs/InstallScout-quickstart.docx
@@ -837,7 +837,47 @@
           <w:color w:val="1A1A1A"/>
           <w:sz w:val="22"/>
         </w:rPr>
-        <w:t xml:space="preserve">Krav: en Entra-bruger med </w:t>
+        <w:t>Krav: en konto der kan oprette Win32-apps (</w:t>
+      </w:r>
+      <w:r>
+        <w:rPr>
+          <w:rFonts w:ascii="Calibri" w:hAnsi="Calibri" w:eastAsia="Calibri"/>
+          <w:b/>
+          <w:i w:val="0"/>
+          <w:color w:val="1A1A1A"/>
+          <w:sz w:val="22"/>
+        </w:rPr>
+        <w:t>Intune Administrator</w:t>
+      </w:r>
+      <w:r>
+        <w:rPr>
+          <w:rFonts w:ascii="Calibri" w:hAnsi="Calibri" w:eastAsia="Calibri"/>
+          <w:b w:val="0"/>
+          <w:i w:val="0"/>
+          <w:color w:val="1A1A1A"/>
+          <w:sz w:val="22"/>
+        </w:rPr>
+        <w:t xml:space="preserve">, eller Intune-rollen </w:t>
+      </w:r>
+      <w:r>
+        <w:rPr>
+          <w:rFonts w:ascii="Calibri" w:hAnsi="Calibri" w:eastAsia="Calibri"/>
+          <w:b/>
+          <w:i w:val="0"/>
+          <w:color w:val="1A1A1A"/>
+          <w:sz w:val="22"/>
+        </w:rPr>
+        <w:t>Application Manager</w:t>
+      </w:r>
+      <w:r>
+        <w:rPr>
+          <w:rFonts w:ascii="Calibri" w:hAnsi="Calibri" w:eastAsia="Calibri"/>
+          <w:b w:val="0"/>
+          <w:i w:val="0"/>
+          <w:color w:val="1A1A1A"/>
+          <w:sz w:val="22"/>
+        </w:rPr>
+        <w:t xml:space="preserve">) og admin-consent for </w:t>
       </w:r>
       <w:r>
         <w:rPr>

--- a/docs/InstallScout-quickstart.docx
+++ b/docs/InstallScout-quickstart.docx
@@ -189,6 +189,41 @@
           <w:sz w:val="22"/>
         </w:rPr>
         <w:t>.</w:t>
+      </w:r>
+    </w:p>
+    <w:p>
+      <w:pPr>
+        <w:spacing w:after="160" w:line="269" w:lineRule="auto"/>
+      </w:pPr>
+      <w:r>
+        <w:rPr>
+          <w:rFonts w:ascii="Calibri" w:hAnsi="Calibri" w:eastAsia="Calibri"/>
+          <w:b w:val="0"/>
+          <w:i w:val="0"/>
+          <w:color w:val="1A1A1A"/>
+          <w:sz w:val="22"/>
+        </w:rPr>
+        <w:t xml:space="preserve">Downloadet er </w:t>
+      </w:r>
+      <w:r>
+        <w:rPr>
+          <w:rFonts w:ascii="Calibri" w:hAnsi="Calibri" w:eastAsia="Calibri"/>
+          <w:b/>
+          <w:i w:val="0"/>
+          <w:color w:val="1A1A1A"/>
+          <w:sz w:val="22"/>
+        </w:rPr>
+        <w:t>ikke codesigned</w:t>
+      </w:r>
+      <w:r>
+        <w:rPr>
+          <w:rFonts w:ascii="Calibri" w:hAnsi="Calibri" w:eastAsia="Calibri"/>
+          <w:b w:val="0"/>
+          <w:i w:val="0"/>
+          <w:color w:val="1A1A1A"/>
+          <w:sz w:val="22"/>
+        </w:rPr>
+        <w:t>. Windows eller virksomhedens sikkerhed kan advare eller blokere det. Vælg Behold / Kør alligevel, bed IT om at tillade filen, eller prøv den i en VM eller Windows Sandbox uden de politikker.</w:t>
       </w:r>
     </w:p>
     <w:p>

--- a/docs/InstallScout-quickstart.docx
+++ b/docs/InstallScout-quickstart.docx
@@ -36,7 +36,7 @@
           <w:color w:val="1A1A1A"/>
           <w:sz w:val="22"/>
         </w:rPr>
-        <w:t>1.8.47</w:t>
+        <w:t>1.8.48</w:t>
       </w:r>
       <w:r>
         <w:rPr>
@@ -1189,7 +1189,7 @@
         <w:color w:val="5B6B7C"/>
         <w:sz w:val="16"/>
       </w:rPr>
-      <w:t>InstallScout 1.8.47  ·  quick start</w:t>
+      <w:t>InstallScout 1.8.48  ·  quick start</w:t>
     </w:r>
   </w:p>
 </w:ftr>

--- a/docs/InstallScout-quickstart.docx
+++ b/docs/InstallScout-quickstart.docx
@@ -36,7 +36,7 @@
           <w:color w:val="1A1A1A"/>
           <w:sz w:val="22"/>
         </w:rPr>
-        <w:t>1.8.48</w:t>
+        <w:t>1.8.49</w:t>
       </w:r>
       <w:r>
         <w:rPr>
@@ -1189,7 +1189,7 @@
         <w:color w:val="5B6B7C"/>
         <w:sz w:val="16"/>
       </w:rPr>
-      <w:t>InstallScout 1.8.48  ·  quick start</w:t>
+      <w:t>InstallScout 1.8.49  ·  quick start</w:t>
     </w:r>
   </w:p>
 </w:ftr>

--- a/docs/InstallScout-quickstart.docx
+++ b/docs/InstallScout-quickstart.docx
@@ -36,7 +36,7 @@
           <w:color w:val="1A1A1A"/>
           <w:sz w:val="22"/>
         </w:rPr>
-        <w:t>1.8.49</w:t>
+        <w:t>1.8.54</w:t>
       </w:r>
       <w:r>
         <w:rPr>
@@ -1189,7 +1189,7 @@
         <w:color w:val="5B6B7C"/>
         <w:sz w:val="16"/>
       </w:rPr>
-      <w:t>InstallScout 1.8.49  ·  quick start</w:t>
+      <w:t>InstallScout 1.8.54  ·  quick start</w:t>
     </w:r>
   </w:p>
 </w:ftr>

--- a/docs/InstallScout-quickstart.docx
+++ b/docs/InstallScout-quickstart.docx
@@ -36,7 +36,7 @@
           <w:color w:val="1A1A1A"/>
           <w:sz w:val="22"/>
         </w:rPr>
-        <w:t>1.8.54</w:t>
+        <w:t>1.8.55</w:t>
       </w:r>
       <w:r>
         <w:rPr>
@@ -1189,7 +1189,7 @@
         <w:color w:val="5B6B7C"/>
         <w:sz w:val="16"/>
       </w:rPr>
-      <w:t>InstallScout 1.8.54  ·  quick start</w:t>
+      <w:t>InstallScout 1.8.55  ·  quick start</w:t>
     </w:r>
   </w:p>
 </w:ftr>

--- a/docs/InstallScout-quickstart.docx
+++ b/docs/InstallScout-quickstart.docx
@@ -36,7 +36,7 @@
           <w:color w:val="1A1A1A"/>
           <w:sz w:val="22"/>
         </w:rPr>
-        <w:t>1.8.55</w:t>
+        <w:t>1.8.56</w:t>
       </w:r>
       <w:r>
         <w:rPr>
@@ -1189,7 +1189,7 @@
         <w:color w:val="5B6B7C"/>
         <w:sz w:val="16"/>
       </w:rPr>
-      <w:t>InstallScout 1.8.55  ·  quick start</w:t>
+      <w:t>InstallScout 1.8.56  ·  quick start</w:t>
     </w:r>
   </w:p>
 </w:ftr>
